--- a/lessons/2-5/readiness/practice.docx
+++ b/lessons/2-5/readiness/practice.docx
@@ -14,7 +14,7 @@
           <w:sz w:val="36"/>
           <w:szCs w:val="36"/>
         </w:rPr>
-        <w:t xml:space="preserve">Get Ready: Fraction Division Problem Solving</w:t>
+        <w:t xml:space="preserve">Get Ready: Shape of Data Distributions</w:t>
       </w:r>
     </w:p>
     <w:p>
@@ -29,7 +29,7 @@
           <w:sz w:val="20"/>
           <w:szCs w:val="20"/>
         </w:rPr>
-        <w:t xml:space="preserve">Readiness practice for Lesson 2-5  ·  Builds toward 6.NS.1</w:t>
+        <w:t xml:space="preserve">Readiness practice for Lesson 8-7  ·  Builds toward 6.SP.2</w:t>
       </w:r>
     </w:p>
     <w:p>
@@ -68,7 +68,7 @@
           <w:sz w:val="22"/>
           <w:szCs w:val="22"/>
         </w:rPr>
-        <w:t xml:space="preserve">Word problems with fraction division ask "how many pieces fit?" or "how big is each share?" To answer, you need equal-group thinking and the flip-and-multiply move warm. Get those fluent and the words turn into a plan.</w:t>
+        <w:t xml:space="preserve">To describe a distribution's shape — where the data clumps, where the peak is, whether it leans left or right — you must first read a number line and a bar/dot plot, find the tallest bar, and compare counts. Warm those feeders and shape talk makes sense.</w:t>
       </w:r>
     </w:p>
     <w:p>
@@ -81,7 +81,7 @@
           <w:sz w:val="20"/>
           <w:szCs w:val="20"/>
         </w:rPr>
-        <w:t xml:space="preserve">Skills you'll warm up: Equal groups / equal sharing  ·  How many unit fractions fit  ·  Multiplying fractions  ·  Reciprocal (flip)</w:t>
+        <w:t xml:space="preserve">Skills you'll warm up: Reading a number line  ·  Reading a bar / dot plot  ·  Finding the tallest (most common) value  ·  Comparing counts</w:t>
       </w:r>
     </w:p>
     <w:p>
@@ -124,19 +124,19 @@
           <w:sz w:val="20"/>
           <w:szCs w:val="20"/>
         </w:rPr>
-        <w:t xml:space="preserve">Count the pieces one whole at a time.</w:t>
-      </w:r>
-    </w:p>
-    <w:p>
-      <w:pPr>
-        <w:spacing w:after="40" w:before="0"/>
-      </w:pPr>
-      <w:r>
-        <w:rPr>
-          <w:sz w:val="22"/>
-          <w:szCs w:val="22"/>
-        </w:rPr>
-        <w:t xml:space="preserve">1.  How many 1/2 cups are in 1 cup?</w:t>
+        <w:t xml:space="preserve">Find the biggest count.</w:t>
+      </w:r>
+    </w:p>
+    <w:p>
+      <w:pPr>
+        <w:spacing w:after="40" w:before="0"/>
+      </w:pPr>
+      <w:r>
+        <w:rPr>
+          <w:sz w:val="22"/>
+          <w:szCs w:val="22"/>
+        </w:rPr>
+        <w:t xml:space="preserve">1.  Counts are 1, 3, 2. What is the biggest count?</w:t>
       </w:r>
     </w:p>
     <w:p>
@@ -159,7 +159,7 @@
           <w:sz w:val="22"/>
           <w:szCs w:val="22"/>
         </w:rPr>
-        <w:t xml:space="preserve">2.  So how many 1/2 cups are in 2 cups? (2 × 2)</w:t>
+        <w:t xml:space="preserve">2.  Which is more, 5 or 2? Type the bigger number.</w:t>
       </w:r>
     </w:p>
     <w:p>
@@ -182,7 +182,7 @@
           <w:sz w:val="22"/>
           <w:szCs w:val="22"/>
         </w:rPr>
-        <w:t xml:space="preserve">3.  How many 1/4 cups are in 1 cup?</w:t>
+        <w:t xml:space="preserve">3.  On a number line, the points are 1, 2, 3. Which is farthest right?</w:t>
       </w:r>
     </w:p>
     <w:p>
@@ -222,19 +222,32 @@
           <w:sz w:val="20"/>
           <w:szCs w:val="20"/>
         </w:rPr>
-        <w:t xml:space="preserve">Read the story, then count or multiply.</w:t>
-      </w:r>
-    </w:p>
-    <w:p>
-      <w:pPr>
-        <w:spacing w:after="40" w:before="0"/>
-      </w:pPr>
-      <w:r>
-        <w:rPr>
-          <w:sz w:val="22"/>
-          <w:szCs w:val="22"/>
-        </w:rPr>
-        <w:t xml:space="preserve">1.  A board is 3 ft long, cut into 1/2-ft pieces. How many pieces? (3 × 2)</w:t>
+        <w:t xml:space="preserve">Find the peak and compare sides.</w:t>
+      </w:r>
+    </w:p>
+    <w:p>
+      <w:pPr>
+        <w:spacing w:after="40" w:before="0"/>
+      </w:pPr>
+      <w:r>
+        <w:rPr>
+          <w:sz w:val="22"/>
+          <w:szCs w:val="22"/>
+        </w:rPr>
+        <w:t xml:space="preserve">1.  A dot plot has counts 1, 2, 6, 2, 1 across values 1–5. Where is the peak?</w:t>
+      </w:r>
+    </w:p>
+    <w:p>
+      <w:pPr>
+        <w:spacing w:after="40" w:before="0"/>
+      </w:pPr>
+      <w:r>
+        <w:rPr>
+          <w:color w:val="5E6E7E"/>
+          <w:sz w:val="20"/>
+          <w:szCs w:val="20"/>
+        </w:rPr>
+        <w:t xml:space="preserve">     choices: at value 1   /   at value 3 (count 6)   /   at value 5</w:t>
       </w:r>
     </w:p>
     <w:p>
@@ -257,20 +270,7 @@
           <w:sz w:val="22"/>
           <w:szCs w:val="22"/>
         </w:rPr>
-        <w:t xml:space="preserve">2.  You have 2 cups of rice scooped 1/3 cup at a time. How many scoops?</w:t>
-      </w:r>
-    </w:p>
-    <w:p>
-      <w:pPr>
-        <w:spacing w:after="40" w:before="0"/>
-      </w:pPr>
-      <w:r>
-        <w:rPr>
-          <w:color w:val="5E6E7E"/>
-          <w:sz w:val="20"/>
-          <w:szCs w:val="20"/>
-        </w:rPr>
-        <w:t xml:space="preserve">     choices: 3   /   5   /   6   /   2</w:t>
+        <w:t xml:space="preserve">2.  Counts on the left side total 2 + 1 = ___</w:t>
       </w:r>
     </w:p>
     <w:p>
@@ -310,19 +310,42 @@
           <w:sz w:val="20"/>
           <w:szCs w:val="20"/>
         </w:rPr>
-        <w:t xml:space="preserve">Stretch into flip-and-multiply word problems.</w:t>
-      </w:r>
-    </w:p>
-    <w:p>
-      <w:pPr>
-        <w:spacing w:after="40" w:before="0"/>
-      </w:pPr>
-      <w:r>
-        <w:rPr>
-          <w:sz w:val="22"/>
-          <w:szCs w:val="22"/>
-        </w:rPr>
-        <w:t xml:space="preserve">1.  1 ÷ 1/4: how many 1/4 pieces fit in 1 whole?</w:t>
+        <w:t xml:space="preserve">Compare two sides of a distribution.</w:t>
+      </w:r>
+    </w:p>
+    <w:p>
+      <w:pPr>
+        <w:spacing w:after="40" w:before="0"/>
+      </w:pPr>
+      <w:r>
+        <w:rPr>
+          <w:sz w:val="22"/>
+          <w:szCs w:val="22"/>
+        </w:rPr>
+        <w:t xml:space="preserve">1.  Left bars are 3 and 2; right bars are 1 and 1. What is the left total?</w:t>
+      </w:r>
+    </w:p>
+    <w:p>
+      <w:pPr>
+        <w:spacing w:after="80" w:before="0"/>
+      </w:pPr>
+      <w:r>
+        <w:rPr>
+          <w:color w:val="BBBBBB"/>
+        </w:rPr>
+        <w:t xml:space="preserve">____________________________________________________</w:t>
+      </w:r>
+    </w:p>
+    <w:p>
+      <w:pPr>
+        <w:spacing w:after="40" w:before="0"/>
+      </w:pPr>
+      <w:r>
+        <w:rPr>
+          <w:sz w:val="22"/>
+          <w:szCs w:val="22"/>
+        </w:rPr>
+        <w:t xml:space="preserve">2.  Left total is 5 and right total is 2. Which side has more data?</w:t>
       </w:r>
     </w:p>
     <w:p>
@@ -335,43 +358,7 @@
           <w:sz w:val="20"/>
           <w:szCs w:val="20"/>
         </w:rPr>
-        <w:t xml:space="preserve">     choices: 2   /   4   /   1/4   /   8</w:t>
-      </w:r>
-    </w:p>
-    <w:p>
-      <w:pPr>
-        <w:spacing w:after="80" w:before="0"/>
-      </w:pPr>
-      <w:r>
-        <w:rPr>
-          <w:color w:val="BBBBBB"/>
-        </w:rPr>
-        <w:t xml:space="preserve">____________________________________________________</w:t>
-      </w:r>
-    </w:p>
-    <w:p>
-      <w:pPr>
-        <w:spacing w:after="40" w:before="0"/>
-      </w:pPr>
-      <w:r>
-        <w:rPr>
-          <w:sz w:val="22"/>
-          <w:szCs w:val="22"/>
-        </w:rPr>
-        <w:t xml:space="preserve">2.  A 1/2-cup of nuts is split into 1/4-cup bags. 1/2 ÷ 1/4 = how many bags?</w:t>
-      </w:r>
-    </w:p>
-    <w:p>
-      <w:pPr>
-        <w:spacing w:after="40" w:before="0"/>
-      </w:pPr>
-      <w:r>
-        <w:rPr>
-          <w:color w:val="5E6E7E"/>
-          <w:sz w:val="20"/>
-          <w:szCs w:val="20"/>
-        </w:rPr>
-        <w:t xml:space="preserve">     choices: 2   /   1   /   1/8   /   4</w:t>
+        <w:t xml:space="preserve">     choices: the left side   /   the right side</w:t>
       </w:r>
     </w:p>
     <w:p>
@@ -409,7 +396,7 @@
           <w:sz w:val="22"/>
           <w:szCs w:val="22"/>
         </w:rPr>
-        <w:t xml:space="preserve">1.  A 4-ft rope is cut into 1/2-ft pieces. How many pieces? (4 × 2)</w:t>
+        <w:t xml:space="preserve">1.  Counts are 2, 7, 4. What is the biggest count (the peak height)?</w:t>
       </w:r>
     </w:p>
     <w:p>
@@ -432,7 +419,7 @@
           <w:sz w:val="22"/>
           <w:szCs w:val="22"/>
         </w:rPr>
-        <w:t xml:space="preserve">2.  1 ÷ 1/3: how many 1/3 cups fit in 1 cup?</w:t>
+        <w:t xml:space="preserve">2.  A number line has dots piled up near the low numbers with few high ones. The data clusters where?</w:t>
       </w:r>
     </w:p>
     <w:p>
@@ -445,7 +432,7 @@
           <w:sz w:val="20"/>
           <w:szCs w:val="20"/>
         </w:rPr>
-        <w:t xml:space="preserve">     choices: 1   /   2   /   3   /   1/3</w:t>
+        <w:t xml:space="preserve">     choices: near the low numbers (left)   /   near the high numbers (right)</w:t>
       </w:r>
     </w:p>
     <w:p>
@@ -471,7 +458,7 @@
           <w:sz w:val="20"/>
           <w:szCs w:val="20"/>
         </w:rPr>
-        <w:t xml:space="preserve">When you've finished, open Lesson 2-5 and dive in!</w:t>
+        <w:t xml:space="preserve">When you've finished, open Lesson 8-7 and dive in!</w:t>
       </w:r>
     </w:p>
     <w:p>
@@ -518,7 +505,7 @@
           <w:sz w:val="20"/>
           <w:szCs w:val="20"/>
         </w:rPr>
-        <w:t xml:space="preserve">1. 2</w:t>
+        <w:t xml:space="preserve">1. 3</w:t>
       </w:r>
     </w:p>
     <w:p>
@@ -530,7 +517,7 @@
           <w:sz w:val="20"/>
           <w:szCs w:val="20"/>
         </w:rPr>
-        <w:t xml:space="preserve">2. 4</w:t>
+        <w:t xml:space="preserve">2. 5</w:t>
       </w:r>
     </w:p>
     <w:p>
@@ -542,7 +529,7 @@
           <w:sz w:val="20"/>
           <w:szCs w:val="20"/>
         </w:rPr>
-        <w:t xml:space="preserve">3. 4</w:t>
+        <w:t xml:space="preserve">3. 3</w:t>
       </w:r>
     </w:p>
     <w:p>
@@ -569,7 +556,7 @@
           <w:sz w:val="20"/>
           <w:szCs w:val="20"/>
         </w:rPr>
-        <w:t xml:space="preserve">1. 6</w:t>
+        <w:t xml:space="preserve">1. at value 3 (count 6)</w:t>
       </w:r>
     </w:p>
     <w:p>
@@ -581,7 +568,7 @@
           <w:sz w:val="20"/>
           <w:szCs w:val="20"/>
         </w:rPr>
-        <w:t xml:space="preserve">2. 6</w:t>
+        <w:t xml:space="preserve">2. 3</w:t>
       </w:r>
     </w:p>
     <w:p>
@@ -608,7 +595,7 @@
           <w:sz w:val="20"/>
           <w:szCs w:val="20"/>
         </w:rPr>
-        <w:t xml:space="preserve">1. 4</w:t>
+        <w:t xml:space="preserve">1. 5</w:t>
       </w:r>
     </w:p>
     <w:p>
@@ -620,7 +607,7 @@
           <w:sz w:val="20"/>
           <w:szCs w:val="20"/>
         </w:rPr>
-        <w:t xml:space="preserve">2. 2</w:t>
+        <w:t xml:space="preserve">2. the left side</w:t>
       </w:r>
     </w:p>
     <w:p>
@@ -647,7 +634,7 @@
           <w:sz w:val="20"/>
           <w:szCs w:val="20"/>
         </w:rPr>
-        <w:t xml:space="preserve">1. 8</w:t>
+        <w:t xml:space="preserve">1. 7</w:t>
       </w:r>
     </w:p>
     <w:p>
@@ -659,7 +646,7 @@
           <w:sz w:val="20"/>
           <w:szCs w:val="20"/>
         </w:rPr>
-        <w:t xml:space="preserve">2. 3</w:t>
+        <w:t xml:space="preserve">2. near the low numbers (left)</w:t>
       </w:r>
     </w:p>
     <w:sectPr>
